--- a/flood-prediction-review/jsce_manuscript.docx
+++ b/flood-prediction-review/jsce_manuscript.docx
@@ -1952,7 +1952,34 @@
           <w:b/>
           <w:sz w:val="22"/>
         </w:rPr>
-        <w:t>6. 考察</w:t>
+        <w:t>6. 首都圏（荒川・江戸川流域）への適用可能性検討</w:t>
+      </w:r>
+    </w:p>
+    <w:p>
+      <w:pPr>
+        <w:ind w:firstLine="360"/>
+      </w:pPr>
+      <w:r>
+        <w:rPr>
+          <w:rFonts w:ascii="游明朝" w:hAnsi="游明朝"/>
+          <w:sz w:val="18"/>
+        </w:rPr>
+        <w:t>小田川–高梁川流域でのフィージビリティが示されたことを踏まえ，本フレームワークの首都圏適用可能性を検討する．荒川（幹川流路延長173 km，流域面積2,940 km2）の想定氾濫区域内人口は約821万人に達し</w:t>
+      </w:r>
+      <w:r>
+        <w:rPr>
+          <w:rFonts w:ascii="游明朝" w:hAnsi="游明朝"/>
+          <w:sz w:val="14"/>
+          <w:vertAlign w:val="superscript"/>
+        </w:rPr>
+        <w:t>23)</w:t>
+      </w:r>
+      <w:r>
+        <w:rPr>
+          <w:rFonts w:ascii="游明朝" w:hAnsi="游明朝"/>
+          <w:sz w:val="18"/>
+        </w:rPr>
+        <w:t>，堤防決壊時の被害は壊滅的となる．人口・産業が高度に集積した首都圏においてこそ，既存の構造的対策を補完する追加的安全層の意義は大きい．</w:t>
       </w:r>
     </w:p>
     <w:p>
@@ -1965,7 +1992,763 @@
           <w:b/>
           <w:sz w:val="20"/>
         </w:rPr>
-        <w:t>6.1 エネルギー的自立性</w:t>
+        <w:t>6.1 荒川・江戸川流域の既存治水対策体系</w:t>
+      </w:r>
+    </w:p>
+    <w:p>
+      <w:pPr>
+        <w:ind w:firstLine="360"/>
+      </w:pPr>
+      <w:r>
+        <w:rPr>
+          <w:rFonts w:ascii="游明朝" w:hAnsi="游明朝"/>
+          <w:sz w:val="18"/>
+        </w:rPr>
+        <w:t>荒川・江戸川流域では，明治以降の近代治水事業により多層的な構造的対策が整備されてきた（表-3）．荒川放水路（1930年完成，全長22 km）は隅田川への洪水流入を制御するために建設され，岩淵水門は荒川と隅田川の分派点における水位を調節している</w:t>
+      </w:r>
+      <w:r>
+        <w:rPr>
+          <w:rFonts w:ascii="游明朝" w:hAnsi="游明朝"/>
+          <w:sz w:val="14"/>
+          <w:vertAlign w:val="superscript"/>
+        </w:rPr>
+        <w:t>24)</w:t>
+      </w:r>
+      <w:r>
+        <w:rPr>
+          <w:rFonts w:ascii="游明朝" w:hAnsi="游明朝"/>
+          <w:sz w:val="18"/>
+        </w:rPr>
+        <w:t>．荒川第一調節池（彩湖）は面積5.85 km2，貯留容量3,900 x 104 m3を有し</w:t>
+      </w:r>
+      <w:r>
+        <w:rPr>
+          <w:rFonts w:ascii="游明朝" w:hAnsi="游明朝"/>
+          <w:sz w:val="14"/>
+          <w:vertAlign w:val="superscript"/>
+        </w:rPr>
+        <w:t>25)</w:t>
+      </w:r>
+      <w:r>
+        <w:rPr>
+          <w:rFonts w:ascii="游明朝" w:hAnsi="游明朝"/>
+          <w:sz w:val="18"/>
+        </w:rPr>
+        <w:t>，荒川中流部の洪水調節を担う主要施設である．加えて，上流には浦山ダム，二瀬ダム，滝沢ダムの3基が設置されている．</w:t>
+      </w:r>
+    </w:p>
+    <w:p>
+      <w:pPr>
+        <w:ind w:firstLine="360"/>
+      </w:pPr>
+      <w:r>
+        <w:rPr>
+          <w:rFonts w:ascii="游明朝" w:hAnsi="游明朝"/>
+          <w:sz w:val="18"/>
+        </w:rPr>
+        <w:t>江戸川流域では，首都圏外郭放水路（全長6.3 km，最大排水能力200 m3/s）が中川・綾瀬川等5河川の洪水を江戸川に排出する</w:t>
+      </w:r>
+      <w:r>
+        <w:rPr>
+          <w:rFonts w:ascii="游明朝" w:hAnsi="游明朝"/>
+          <w:sz w:val="14"/>
+          <w:vertAlign w:val="superscript"/>
+        </w:rPr>
+        <w:t>7)</w:t>
+      </w:r>
+      <w:r>
+        <w:rPr>
+          <w:rFonts w:ascii="游明朝" w:hAnsi="游明朝"/>
+          <w:sz w:val="18"/>
+        </w:rPr>
+        <w:t>．これは水系間洪水移送の世界最大級の実例である．その他，三郷放水路，綾瀬川放水路，八潮排水機場など多数の排水施設が整備され，中川・綾瀬川等は令和6年に特定都市河川に指定された．さらに，荒川下流部ではスーパー堤防（高規格堤防）の整備が進められており，管内堤防延長の約15%で完成または工事中である</w:t>
+      </w:r>
+      <w:r>
+        <w:rPr>
+          <w:rFonts w:ascii="游明朝" w:hAnsi="游明朝"/>
+          <w:sz w:val="14"/>
+          <w:vertAlign w:val="superscript"/>
+        </w:rPr>
+        <w:t>24)</w:t>
+      </w:r>
+      <w:r>
+        <w:rPr>
+          <w:rFonts w:ascii="游明朝" w:hAnsi="游明朝"/>
+          <w:sz w:val="18"/>
+        </w:rPr>
+        <w:t>．</w:t>
+      </w:r>
+    </w:p>
+    <w:p>
+      <w:pPr>
+        <w:spacing w:before="240"/>
+        <w:jc w:val="center"/>
+      </w:pPr>
+      <w:r>
+        <w:rPr>
+          <w:rFonts w:ascii="游ゴシック" w:hAnsi="游ゴシック"/>
+          <w:b/>
+          <w:sz w:val="16"/>
+        </w:rPr>
+        <w:t>表-3 荒川・江戸川流域の主要治水施設</w:t>
+      </w:r>
+    </w:p>
+    <w:tbl>
+      <w:tblPr>
+        <w:tblStyle w:val="TableGrid"/>
+        <w:tblW w:type="auto" w:w="0"/>
+        <w:tblLook w:firstColumn="1" w:firstRow="1" w:lastColumn="0" w:lastRow="0" w:noHBand="0" w:noVBand="1" w:val="04A0"/>
+      </w:tblPr>
+      <w:tblGrid>
+        <w:gridCol w:w="2409"/>
+        <w:gridCol w:w="2409"/>
+        <w:gridCol w:w="2409"/>
+        <w:gridCol w:w="2409"/>
+      </w:tblGrid>
+      <w:tr>
+        <w:tc>
+          <w:tcPr>
+            <w:tcW w:type="dxa" w:w="2409"/>
+          </w:tcPr>
+          <w:p>
+            <w:r/>
+            <w:r>
+              <w:rPr>
+                <w:rFonts w:ascii="游ゴシック" w:hAnsi="游ゴシック"/>
+                <w:b/>
+                <w:sz w:val="16"/>
+              </w:rPr>
+              <w:t>施設名</w:t>
+            </w:r>
+          </w:p>
+        </w:tc>
+        <w:tc>
+          <w:tcPr>
+            <w:tcW w:type="dxa" w:w="2409"/>
+          </w:tcPr>
+          <w:p>
+            <w:r/>
+            <w:r>
+              <w:rPr>
+                <w:rFonts w:ascii="游ゴシック" w:hAnsi="游ゴシック"/>
+                <w:b/>
+                <w:sz w:val="16"/>
+              </w:rPr>
+              <w:t>種別</w:t>
+            </w:r>
+          </w:p>
+        </w:tc>
+        <w:tc>
+          <w:tcPr>
+            <w:tcW w:type="dxa" w:w="2409"/>
+          </w:tcPr>
+          <w:p>
+            <w:r/>
+            <w:r>
+              <w:rPr>
+                <w:rFonts w:ascii="游ゴシック" w:hAnsi="游ゴシック"/>
+                <w:b/>
+                <w:sz w:val="16"/>
+              </w:rPr>
+              <w:t>規模・容量</w:t>
+            </w:r>
+          </w:p>
+        </w:tc>
+        <w:tc>
+          <w:tcPr>
+            <w:tcW w:type="dxa" w:w="2409"/>
+          </w:tcPr>
+          <w:p>
+            <w:r/>
+            <w:r>
+              <w:rPr>
+                <w:rFonts w:ascii="游ゴシック" w:hAnsi="游ゴシック"/>
+                <w:b/>
+                <w:sz w:val="16"/>
+              </w:rPr>
+              <w:t>特記事項</w:t>
+            </w:r>
+          </w:p>
+        </w:tc>
+      </w:tr>
+      <w:tr>
+        <w:tc>
+          <w:tcPr>
+            <w:tcW w:type="dxa" w:w="2409"/>
+          </w:tcPr>
+          <w:p>
+            <w:r/>
+            <w:r>
+              <w:rPr>
+                <w:rFonts w:ascii="游明朝" w:hAnsi="游明朝"/>
+                <w:sz w:val="16"/>
+              </w:rPr>
+              <w:t>荒川放水路</w:t>
+            </w:r>
+          </w:p>
+        </w:tc>
+        <w:tc>
+          <w:tcPr>
+            <w:tcW w:type="dxa" w:w="2409"/>
+          </w:tcPr>
+          <w:p>
+            <w:r/>
+            <w:r>
+              <w:rPr>
+                <w:rFonts w:ascii="游明朝" w:hAnsi="游明朝"/>
+                <w:sz w:val="16"/>
+              </w:rPr>
+              <w:t>放水路</w:t>
+            </w:r>
+          </w:p>
+        </w:tc>
+        <w:tc>
+          <w:tcPr>
+            <w:tcW w:type="dxa" w:w="2409"/>
+          </w:tcPr>
+          <w:p>
+            <w:r/>
+            <w:r>
+              <w:rPr>
+                <w:rFonts w:ascii="游明朝" w:hAnsi="游明朝"/>
+                <w:sz w:val="16"/>
+              </w:rPr>
+              <w:t>全長22 km</w:t>
+            </w:r>
+          </w:p>
+        </w:tc>
+        <w:tc>
+          <w:tcPr>
+            <w:tcW w:type="dxa" w:w="2409"/>
+          </w:tcPr>
+          <w:p>
+            <w:r/>
+            <w:r>
+              <w:rPr>
+                <w:rFonts w:ascii="游明朝" w:hAnsi="游明朝"/>
+                <w:sz w:val="16"/>
+              </w:rPr>
+              <w:t>1930年完成，隅田川洪水を制御</w:t>
+            </w:r>
+          </w:p>
+        </w:tc>
+      </w:tr>
+      <w:tr>
+        <w:tc>
+          <w:tcPr>
+            <w:tcW w:type="dxa" w:w="2409"/>
+          </w:tcPr>
+          <w:p>
+            <w:r/>
+            <w:r>
+              <w:rPr>
+                <w:rFonts w:ascii="游明朝" w:hAnsi="游明朝"/>
+                <w:sz w:val="16"/>
+              </w:rPr>
+              <w:t>岩淵水門</w:t>
+            </w:r>
+          </w:p>
+        </w:tc>
+        <w:tc>
+          <w:tcPr>
+            <w:tcW w:type="dxa" w:w="2409"/>
+          </w:tcPr>
+          <w:p>
+            <w:r/>
+            <w:r>
+              <w:rPr>
+                <w:rFonts w:ascii="游明朝" w:hAnsi="游明朝"/>
+                <w:sz w:val="16"/>
+              </w:rPr>
+              <w:t>水門</w:t>
+            </w:r>
+          </w:p>
+        </w:tc>
+        <w:tc>
+          <w:tcPr>
+            <w:tcW w:type="dxa" w:w="2409"/>
+          </w:tcPr>
+          <w:p>
+            <w:r/>
+            <w:r>
+              <w:rPr>
+                <w:rFonts w:ascii="游明朝" w:hAnsi="游明朝"/>
+                <w:sz w:val="16"/>
+              </w:rPr>
+              <w:t>—</w:t>
+            </w:r>
+          </w:p>
+        </w:tc>
+        <w:tc>
+          <w:tcPr>
+            <w:tcW w:type="dxa" w:w="2409"/>
+          </w:tcPr>
+          <w:p>
+            <w:r/>
+            <w:r>
+              <w:rPr>
+                <w:rFonts w:ascii="游明朝" w:hAnsi="游明朝"/>
+                <w:sz w:val="16"/>
+              </w:rPr>
+              <w:t>荒川↔隅田川の分派点制御</w:t>
+            </w:r>
+          </w:p>
+        </w:tc>
+      </w:tr>
+      <w:tr>
+        <w:tc>
+          <w:tcPr>
+            <w:tcW w:type="dxa" w:w="2409"/>
+          </w:tcPr>
+          <w:p>
+            <w:r/>
+            <w:r>
+              <w:rPr>
+                <w:rFonts w:ascii="游明朝" w:hAnsi="游明朝"/>
+                <w:sz w:val="16"/>
+              </w:rPr>
+              <w:t>荒川第一調節池（彩湖）</w:t>
+            </w:r>
+          </w:p>
+        </w:tc>
+        <w:tc>
+          <w:tcPr>
+            <w:tcW w:type="dxa" w:w="2409"/>
+          </w:tcPr>
+          <w:p>
+            <w:r/>
+            <w:r>
+              <w:rPr>
+                <w:rFonts w:ascii="游明朝" w:hAnsi="游明朝"/>
+                <w:sz w:val="16"/>
+              </w:rPr>
+              <w:t>調節池</w:t>
+            </w:r>
+          </w:p>
+        </w:tc>
+        <w:tc>
+          <w:tcPr>
+            <w:tcW w:type="dxa" w:w="2409"/>
+          </w:tcPr>
+          <w:p>
+            <w:r/>
+            <w:r>
+              <w:rPr>
+                <w:rFonts w:ascii="游明朝" w:hAnsi="游明朝"/>
+                <w:sz w:val="16"/>
+              </w:rPr>
+              <w:t>3,900万m3</w:t>
+            </w:r>
+          </w:p>
+        </w:tc>
+        <w:tc>
+          <w:tcPr>
+            <w:tcW w:type="dxa" w:w="2409"/>
+          </w:tcPr>
+          <w:p>
+            <w:r/>
+            <w:r>
+              <w:rPr>
+                <w:rFonts w:ascii="游明朝" w:hAnsi="游明朝"/>
+                <w:sz w:val="16"/>
+              </w:rPr>
+              <w:t>面積5.85 km2</w:t>
+            </w:r>
+          </w:p>
+        </w:tc>
+      </w:tr>
+      <w:tr>
+        <w:tc>
+          <w:tcPr>
+            <w:tcW w:type="dxa" w:w="2409"/>
+          </w:tcPr>
+          <w:p>
+            <w:r/>
+            <w:r>
+              <w:rPr>
+                <w:rFonts w:ascii="游明朝" w:hAnsi="游明朝"/>
+                <w:sz w:val="16"/>
+              </w:rPr>
+              <w:t>浦山・二瀬・滝沢ダム</w:t>
+            </w:r>
+          </w:p>
+        </w:tc>
+        <w:tc>
+          <w:tcPr>
+            <w:tcW w:type="dxa" w:w="2409"/>
+          </w:tcPr>
+          <w:p>
+            <w:r/>
+            <w:r>
+              <w:rPr>
+                <w:rFonts w:ascii="游明朝" w:hAnsi="游明朝"/>
+                <w:sz w:val="16"/>
+              </w:rPr>
+              <w:t>ダム</w:t>
+            </w:r>
+          </w:p>
+        </w:tc>
+        <w:tc>
+          <w:tcPr>
+            <w:tcW w:type="dxa" w:w="2409"/>
+          </w:tcPr>
+          <w:p>
+            <w:r/>
+            <w:r>
+              <w:rPr>
+                <w:rFonts w:ascii="游明朝" w:hAnsi="游明朝"/>
+                <w:sz w:val="16"/>
+              </w:rPr>
+              <w:t>合計約1.3億m3</w:t>
+            </w:r>
+          </w:p>
+        </w:tc>
+        <w:tc>
+          <w:tcPr>
+            <w:tcW w:type="dxa" w:w="2409"/>
+          </w:tcPr>
+          <w:p>
+            <w:r/>
+            <w:r>
+              <w:rPr>
+                <w:rFonts w:ascii="游明朝" w:hAnsi="游明朝"/>
+                <w:sz w:val="16"/>
+              </w:rPr>
+              <w:t>上流域洪水調節</w:t>
+            </w:r>
+          </w:p>
+        </w:tc>
+      </w:tr>
+      <w:tr>
+        <w:tc>
+          <w:tcPr>
+            <w:tcW w:type="dxa" w:w="2409"/>
+          </w:tcPr>
+          <w:p>
+            <w:r/>
+            <w:r>
+              <w:rPr>
+                <w:rFonts w:ascii="游明朝" w:hAnsi="游明朝"/>
+                <w:sz w:val="16"/>
+              </w:rPr>
+              <w:t>首都圏外郭放水路</w:t>
+            </w:r>
+          </w:p>
+        </w:tc>
+        <w:tc>
+          <w:tcPr>
+            <w:tcW w:type="dxa" w:w="2409"/>
+          </w:tcPr>
+          <w:p>
+            <w:r/>
+            <w:r>
+              <w:rPr>
+                <w:rFonts w:ascii="游明朝" w:hAnsi="游明朝"/>
+                <w:sz w:val="16"/>
+              </w:rPr>
+              <w:t>地下放水路</w:t>
+            </w:r>
+          </w:p>
+        </w:tc>
+        <w:tc>
+          <w:tcPr>
+            <w:tcW w:type="dxa" w:w="2409"/>
+          </w:tcPr>
+          <w:p>
+            <w:r/>
+            <w:r>
+              <w:rPr>
+                <w:rFonts w:ascii="游明朝" w:hAnsi="游明朝"/>
+                <w:sz w:val="16"/>
+              </w:rPr>
+              <w:t>200 m3/s</w:t>
+            </w:r>
+          </w:p>
+        </w:tc>
+        <w:tc>
+          <w:tcPr>
+            <w:tcW w:type="dxa" w:w="2409"/>
+          </w:tcPr>
+          <w:p>
+            <w:r/>
+            <w:r>
+              <w:rPr>
+                <w:rFonts w:ascii="游明朝" w:hAnsi="游明朝"/>
+                <w:sz w:val="16"/>
+              </w:rPr>
+              <w:t>全長6.3 km，5河川排水</w:t>
+            </w:r>
+          </w:p>
+        </w:tc>
+      </w:tr>
+      <w:tr>
+        <w:tc>
+          <w:tcPr>
+            <w:tcW w:type="dxa" w:w="2409"/>
+          </w:tcPr>
+          <w:p>
+            <w:r/>
+            <w:r>
+              <w:rPr>
+                <w:rFonts w:ascii="游明朝" w:hAnsi="游明朝"/>
+                <w:sz w:val="16"/>
+              </w:rPr>
+              <w:t>スーパー堤防</w:t>
+            </w:r>
+          </w:p>
+        </w:tc>
+        <w:tc>
+          <w:tcPr>
+            <w:tcW w:type="dxa" w:w="2409"/>
+          </w:tcPr>
+          <w:p>
+            <w:r/>
+            <w:r>
+              <w:rPr>
+                <w:rFonts w:ascii="游明朝" w:hAnsi="游明朝"/>
+                <w:sz w:val="16"/>
+              </w:rPr>
+              <w:t>堤防</w:t>
+            </w:r>
+          </w:p>
+        </w:tc>
+        <w:tc>
+          <w:tcPr>
+            <w:tcW w:type="dxa" w:w="2409"/>
+          </w:tcPr>
+          <w:p>
+            <w:r/>
+            <w:r>
+              <w:rPr>
+                <w:rFonts w:ascii="游明朝" w:hAnsi="游明朝"/>
+                <w:sz w:val="16"/>
+              </w:rPr>
+              <w:t>—</w:t>
+            </w:r>
+          </w:p>
+        </w:tc>
+        <w:tc>
+          <w:tcPr>
+            <w:tcW w:type="dxa" w:w="2409"/>
+          </w:tcPr>
+          <w:p>
+            <w:r/>
+            <w:r>
+              <w:rPr>
+                <w:rFonts w:ascii="游明朝" w:hAnsi="游明朝"/>
+                <w:sz w:val="16"/>
+              </w:rPr>
+              <w:t>下流部15%完成</w:t>
+            </w:r>
+          </w:p>
+        </w:tc>
+      </w:tr>
+    </w:tbl>
+    <w:p>
+      <w:pPr>
+        <w:spacing w:after="160"/>
+      </w:pPr>
+    </w:p>
+    <w:p>
+      <w:pPr>
+        <w:spacing w:before="240" w:after="80"/>
+      </w:pPr>
+      <w:r>
+        <w:rPr>
+          <w:rFonts w:ascii="游ゴシック" w:hAnsi="游ゴシック" w:eastAsia="游ゴシック"/>
+          <w:b/>
+          <w:sz w:val="20"/>
+        </w:rPr>
+        <w:t>6.2 関東平野の帯水層と地下水管理の歴史</w:t>
+      </w:r>
+    </w:p>
+    <w:p>
+      <w:pPr>
+        <w:ind w:firstLine="360"/>
+      </w:pPr>
+      <w:r>
+        <w:rPr>
+          <w:rFonts w:ascii="游明朝" w:hAnsi="游明朝"/>
+          <w:sz w:val="18"/>
+        </w:rPr>
+        <w:t>関東平野の地下には厚い沖積層が分布する．産業技術総合研究所の3次元地質地盤図によれば</w:t>
+      </w:r>
+      <w:r>
+        <w:rPr>
+          <w:rFonts w:ascii="游明朝" w:hAnsi="游明朝"/>
+          <w:sz w:val="14"/>
+          <w:vertAlign w:val="superscript"/>
+        </w:rPr>
+        <w:t>26)</w:t>
+      </w:r>
+      <w:r>
+        <w:rPr>
+          <w:rFonts w:ascii="游明朝" w:hAnsi="游明朝"/>
+          <w:sz w:val="18"/>
+        </w:rPr>
+        <w:t>，東京低地では沖積層が最大約80 m堆積しており，基底礫層，砂泥互層，泥層の積み重なりから構成される．この沖積層中の砂礫層は帯水層として機能し，関東平野全体では膨大な地下水貯留ポテンシャルを有する．</w:t>
+      </w:r>
+    </w:p>
+    <w:p>
+      <w:pPr>
+        <w:ind w:firstLine="360"/>
+      </w:pPr>
+      <w:r>
+        <w:rPr>
+          <w:rFonts w:ascii="游明朝" w:hAnsi="游明朝"/>
+          <w:sz w:val="18"/>
+        </w:rPr>
+        <w:t>歴史的に，関東平野南部では明治中期（1890年代）から地下水の過剰汲み上げによる深刻な地盤沈下が発生した</w:t>
+      </w:r>
+      <w:r>
+        <w:rPr>
+          <w:rFonts w:ascii="游明朝" w:hAnsi="游明朝"/>
+          <w:sz w:val="14"/>
+          <w:vertAlign w:val="superscript"/>
+        </w:rPr>
+        <w:t>27)</w:t>
+      </w:r>
+      <w:r>
+        <w:rPr>
+          <w:rFonts w:ascii="游明朝" w:hAnsi="游明朝"/>
+          <w:sz w:val="18"/>
+        </w:rPr>
+        <w:t>．これに対し，工業用水法（1956年）および建築物用地下水採取規制法（1962年）に基づく採取規制が実施された結果，近年では大規模な地盤沈下は沈静化し，地下水位が顕著に回復している</w:t>
+      </w:r>
+      <w:r>
+        <w:rPr>
+          <w:rFonts w:ascii="游明朝" w:hAnsi="游明朝"/>
+          <w:sz w:val="14"/>
+          <w:vertAlign w:val="superscript"/>
+        </w:rPr>
+        <w:t>27)</w:t>
+      </w:r>
+      <w:r>
+        <w:rPr>
+          <w:rFonts w:ascii="游明朝" w:hAnsi="游明朝"/>
+          <w:sz w:val="18"/>
+        </w:rPr>
+        <w:t>．この『回復した地下水位』は，本フレームワークの観点からは逆説的な好条件を意味する．すなわち，規制により自然に回復した帯水層のうち，地盤沈下を生じない範囲で計画的に地下水位を低下させれば，洪水受容空間を創出できる可能性がある．</w:t>
+      </w:r>
+    </w:p>
+    <w:p>
+      <w:pPr>
+        <w:spacing w:before="240" w:after="80"/>
+      </w:pPr>
+      <w:r>
+        <w:rPr>
+          <w:rFonts w:ascii="游ゴシック" w:hAnsi="游ゴシック" w:eastAsia="游ゴシック"/>
+          <w:b/>
+          <w:sz w:val="20"/>
+        </w:rPr>
+        <w:t>6.3 荒川流域への適用シナリオ</w:t>
+      </w:r>
+    </w:p>
+    <w:p>
+      <w:pPr>
+        <w:ind w:firstLine="360"/>
+      </w:pPr>
+      <w:r>
+        <w:rPr>
+          <w:rFonts w:ascii="游明朝" w:hAnsi="游明朝"/>
+          <w:sz w:val="18"/>
+        </w:rPr>
+        <w:t>荒川上流域（奥秩父山地）では，滝沢ダム（有効落差約100 m）等から計画放水による発電が可能である．生成した電力で中流域（川越–さいたま間）の沖積層帯水層の地下水位を事前に低下させるシナリオが想定される．荒川中流域の沖積低地には厚い砂礫層帯水層が分布しており</w:t>
+      </w:r>
+      <w:r>
+        <w:rPr>
+          <w:rFonts w:ascii="游明朝" w:hAnsi="游明朝"/>
+          <w:sz w:val="14"/>
+          <w:vertAlign w:val="superscript"/>
+        </w:rPr>
+        <w:t>26)</w:t>
+      </w:r>
+      <w:r>
+        <w:rPr>
+          <w:rFonts w:ascii="游明朝" w:hAnsi="游明朝"/>
+          <w:sz w:val="18"/>
+        </w:rPr>
+        <w:t>，管理面積を仮に30 km2，有効間隙率0.15，地下水位低下3 mと仮定すると，帯水層貯留容量は13.5 x 106 m3と推定される．荒川第一調節池（3,900 x 104 m3）と合わせれば，合計約52.5 x 106 m3の受容能力が創出される．</w:t>
+      </w:r>
+    </w:p>
+    <w:p>
+      <w:pPr>
+        <w:ind w:firstLine="360"/>
+      </w:pPr>
+      <w:r>
+        <w:rPr>
+          <w:rFonts w:ascii="游明朝" w:hAnsi="游明朝"/>
+          <w:sz w:val="18"/>
+        </w:rPr>
+        <w:t>令和元年東日本台風（台風19号）では，荒川中流部で無堤部からの溢水が発生し，支川入間川等で7箇所の堤防決壊が報告されている</w:t>
+      </w:r>
+      <w:r>
+        <w:rPr>
+          <w:rFonts w:ascii="游明朝" w:hAnsi="游明朝"/>
+          <w:sz w:val="14"/>
+          <w:vertAlign w:val="superscript"/>
+        </w:rPr>
+        <w:t>23)</w:t>
+      </w:r>
+      <w:r>
+        <w:rPr>
+          <w:rFonts w:ascii="游明朝" w:hAnsi="游明朝"/>
+          <w:sz w:val="18"/>
+        </w:rPr>
+        <w:t>．既存の調節池・ダム群に加え，帯水層貯留を「地下の遊水地」として活用することで，荒川流域の洪水調節容量をさらに増強できる可能性がある．特に，人口821万人を擁する想定氾濫区域において，構造的対策の追加が用地取得の困難さから制約される中</w:t>
+      </w:r>
+      <w:r>
+        <w:rPr>
+          <w:rFonts w:ascii="游明朝" w:hAnsi="游明朝"/>
+          <w:sz w:val="14"/>
+          <w:vertAlign w:val="superscript"/>
+        </w:rPr>
+        <w:t>24)</w:t>
+      </w:r>
+      <w:r>
+        <w:rPr>
+          <w:rFonts w:ascii="游明朝" w:hAnsi="游明朝"/>
+          <w:sz w:val="18"/>
+        </w:rPr>
+        <w:t>，地下空間の活用は有力な代替手段となり得る．</w:t>
+      </w:r>
+    </w:p>
+    <w:p>
+      <w:pPr>
+        <w:ind w:firstLine="360"/>
+      </w:pPr>
+      <w:r>
+        <w:rPr>
+          <w:rFonts w:ascii="游明朝" w:hAnsi="游明朝"/>
+          <w:sz w:val="18"/>
+        </w:rPr>
+        <w:t>さらに，首都圏外郭放水路の排水能力（200 m3/s）と本構想を組み合わせることで，中川・綾瀬川流域の洪水水を帯水層に一時貯留し，排水機場の負荷を軽減するスキームも検討に値する．これは，首都圏外郭放水路が「水の移送」を担い，帯水層が「水の貯留」を担うという機能分担の枠組みである．</w:t>
+      </w:r>
+    </w:p>
+    <w:p>
+      <w:pPr>
+        <w:spacing w:before="240" w:after="80"/>
+      </w:pPr>
+      <w:r>
+        <w:rPr>
+          <w:rFonts w:ascii="游ゴシック" w:hAnsi="游ゴシック" w:eastAsia="游ゴシック"/>
+          <w:b/>
+          <w:sz w:val="22"/>
+        </w:rPr>
+        <w:t>7. 考察</w:t>
+      </w:r>
+    </w:p>
+    <w:p>
+      <w:pPr>
+        <w:spacing w:before="240" w:after="80"/>
+      </w:pPr>
+      <w:r>
+        <w:rPr>
+          <w:rFonts w:ascii="游ゴシック" w:hAnsi="游ゴシック" w:eastAsia="游ゴシック"/>
+          <w:b/>
+          <w:sz w:val="20"/>
+        </w:rPr>
+        <w:t>7.1 エネルギー的自立性</w:t>
       </w:r>
     </w:p>
     <w:p>
@@ -2005,7 +2788,7 @@
           <w:b/>
           <w:sz w:val="20"/>
         </w:rPr>
-        <w:t>6.2 構造的対策との相補性</w:t>
+        <w:t>7.2 構造的対策との相補性</w:t>
       </w:r>
     </w:p>
     <w:p>
@@ -2030,7 +2813,7 @@
           <w:b/>
           <w:sz w:val="20"/>
         </w:rPr>
-        <w:t>6.3 限界と課題</w:t>
+        <w:t>7.3 限界と課題</w:t>
       </w:r>
     </w:p>
     <w:p>
@@ -2085,7 +2868,7 @@
           <w:b/>
           <w:sz w:val="20"/>
         </w:rPr>
-        <w:t>6.4 国際的展開可能性</w:t>
+        <w:t>7.4 国際的展開可能性</w:t>
       </w:r>
     </w:p>
     <w:p>
@@ -2125,7 +2908,7 @@
           <w:b/>
           <w:sz w:val="22"/>
         </w:rPr>
-        <w:t>7. 政策提言</w:t>
+        <w:t>8. 政策提言</w:t>
       </w:r>
     </w:p>
     <w:p>
@@ -2149,7 +2932,22 @@
           <w:rFonts w:ascii="游明朝" w:hAnsi="游明朝"/>
           <w:sz w:val="18"/>
         </w:rPr>
-        <w:t>（1）既存ダムの計画放水と地下水管理を連携させるパイロット事業の実施．真備地区は合流点付替え事業が完了し，その効果が検証されつつある段階にあり，追加的な地下水管理型治水の導入を検討する好機である．（2）帯水層の貯留容量と地盤沈下リスクの詳細調査．小田川流域および隣接する芦田川水系の沖積層帯水層について，ボーリングデータと地下水位モニタリングに基づく定量的評価が必要である．（3）GSFLOW等の統合水文モデルによる詳細シミュレーション</w:t>
+        <w:t>（1）パイロット事業の実施：小田川–高梁川流域（真備地区）と荒川中流域の2地域を候補とした実証事業を提案する．真備地区は合流点付替え事業が完了し効果検証が進行中であり，荒川流域は首都圏の人口・産業密集地として社会的インパクトが最も大きい．（2）帯水層の貯留容量と地盤沈下リスクの詳細調査．小田川流域，および荒川中流域の沖積層帯水層について，ボーリングデータと地下水位モニタリングに基づく定量的評価が必要である．関東平野では地下水規制により水位が回復しており</w:t>
+      </w:r>
+      <w:r>
+        <w:rPr>
+          <w:rFonts w:ascii="游明朝" w:hAnsi="游明朝"/>
+          <w:sz w:val="14"/>
+          <w:vertAlign w:val="superscript"/>
+        </w:rPr>
+        <w:t>27)</w:t>
+      </w:r>
+      <w:r>
+        <w:rPr>
+          <w:rFonts w:ascii="游明朝" w:hAnsi="游明朝"/>
+          <w:sz w:val="18"/>
+        </w:rPr>
+        <w:t>，管理涵養の余地を科学的に評価する好機である．（3）GSFLOW等の統合水文モデルによる詳細シミュレーション</w:t>
       </w:r>
       <w:r>
         <w:rPr>
@@ -2164,7 +2962,7 @@
           <w:rFonts w:ascii="游明朝" w:hAnsi="游明朝"/>
           <w:sz w:val="18"/>
         </w:rPr>
-        <w:t>．本研究の簡易モデルを発展させ，地下水–地表水相互作用を動的に評価する必要がある．（4）「流域治水」政策への地下水管理の制度的位置づけ</w:t>
+        <w:t>．本研究の簡易モデルを発展させ，地下水–地表水相互作用を動的に評価する必要がある．（4）首都圏外郭放水路と帯水層貯留の連携検討．放水路の「水の移送」機能と帯水層の「水の貯留」機能を組み合わせた複合型洪水制御システムの設計指針を策定すべきである．（5）「流域治水」政策への地下水管理の制度的位置づけ</w:t>
       </w:r>
       <w:r>
         <w:rPr>
@@ -2172,7 +2970,7 @@
           <w:sz w:val="14"/>
           <w:vertAlign w:val="superscript"/>
         </w:rPr>
-        <w:t>22)</w:t>
+        <w:t>28)</w:t>
       </w:r>
       <w:r>
         <w:rPr>
@@ -2192,7 +2990,7 @@
           <w:b/>
           <w:sz w:val="22"/>
         </w:rPr>
-        <w:t>8. 結論</w:t>
+        <w:t>9. 結論</w:t>
       </w:r>
     </w:p>
     <w:p>
@@ -2252,7 +3050,19 @@
           <w:rFonts w:ascii="游明朝" w:hAnsi="游明朝"/>
           <w:sz w:val="18"/>
         </w:rPr>
-        <w:t>（4）日本の急峻な地形，既存の揚水発電インフラ，高密度な気象・水文観測網は，本フレームワークの実現にとって世界的に見ても稀有な好条件を提供する．今後，統合水文モデルによる詳細検証と，パイロット事業による実証が望まれる．</w:t>
+        <w:t>（4）荒川流域（想定氾濫区域内人口821万人）への適用可能性が示唆された．上流ダム群からの計画放水発電と中流域の沖積層帯水層の組み合わせにより，既存の調節池・ダム群を補完する追加的な洪水調節容量の創出が期待される．首都圏外郭放水路との連携も有望であり，人口・産業密集地での治水安全度向上に貢献し得る．</w:t>
+      </w:r>
+    </w:p>
+    <w:p>
+      <w:pPr>
+        <w:ind w:firstLine="360"/>
+      </w:pPr>
+      <w:r>
+        <w:rPr>
+          <w:rFonts w:ascii="游明朝" w:hAnsi="游明朝"/>
+          <w:sz w:val="18"/>
+        </w:rPr>
+        <w:t>（5）日本の急峻な地形，既存の揚水発電インフラ，高密度な気象・水文観測網は，本フレームワークの実現にとって世界的に見ても稀有な好条件を提供する．今後，統合水文モデルによる詳細検証と，パイロット事業による実証が望まれる．</w:t>
       </w:r>
     </w:p>
     <w:p>
@@ -2277,7 +3087,7 @@
           <w:rFonts w:ascii="游明朝" w:hAnsi="游明朝"/>
           <w:sz w:val="18"/>
         </w:rPr>
-        <w:t>本研究では，防災科学技術研究所，国土交通省中国地方整備局，および岡山県の公開データを利用した．ここに記して謝意を表する．</w:t>
+        <w:t>本研究では，防災科学技術研究所，国土交通省中国地方整備局，国土交通省関東地方整備局，産業技術総合研究所地質調査総合センター，および岡山県の公開データを利用した．ここに記して謝意を表する．</w:t>
       </w:r>
     </w:p>
     <w:p>
@@ -2555,6 +3365,78 @@
           <w:sz w:val="16"/>
         </w:rPr>
         <w:t>22) 国土交通省: 流域治水プロジェクト, https://www.mlit.go.jp/river/kasen/ryuiki_pro/</w:t>
+      </w:r>
+    </w:p>
+    <w:p>
+      <w:pPr>
+        <w:ind w:firstLine="0" w:left="360"/>
+      </w:pPr>
+      <w:r>
+        <w:rPr>
+          <w:rFonts w:ascii="游明朝" w:hAnsi="游明朝"/>
+          <w:sz w:val="16"/>
+        </w:rPr>
+        <w:t>23) 国土交通省水管理・国土保全局: 荒川水系河川整備基本方針の変更の概要, 令和6年11月, pp.1-52.</w:t>
+      </w:r>
+    </w:p>
+    <w:p>
+      <w:pPr>
+        <w:ind w:firstLine="0" w:left="360"/>
+      </w:pPr>
+      <w:r>
+        <w:rPr>
+          <w:rFonts w:ascii="游明朝" w:hAnsi="游明朝"/>
+          <w:sz w:val="16"/>
+        </w:rPr>
+        <w:t>24) 国土交通省関東地方整備局荒川下流河川事務所: 治水対策〜首都圏を守る災害に強い荒川づくり〜, https://www.ktr.mlit.go.jp/arage/</w:t>
+      </w:r>
+    </w:p>
+    <w:p>
+      <w:pPr>
+        <w:ind w:firstLine="0" w:left="360"/>
+      </w:pPr>
+      <w:r>
+        <w:rPr>
+          <w:rFonts w:ascii="游明朝" w:hAnsi="游明朝"/>
+          <w:sz w:val="16"/>
+        </w:rPr>
+        <w:t>25) 国土交通省関東地方整備局荒川上流河川事務所: 彩湖のはたらき, https://www.ktr.mlit.go.jp/arajo/arajo00161.html</w:t>
+      </w:r>
+    </w:p>
+    <w:p>
+      <w:pPr>
+        <w:ind w:firstLine="0" w:left="360"/>
+      </w:pPr>
+      <w:r>
+        <w:rPr>
+          <w:rFonts w:ascii="游明朝" w:hAnsi="游明朝"/>
+          <w:sz w:val="16"/>
+        </w:rPr>
+        <w:t>26) 小松原純子: 東京低地の沖積層, GSJ地質ニュース, Vol.10, No.7, pp.148-152, 2021.</w:t>
+      </w:r>
+    </w:p>
+    <w:p>
+      <w:pPr>
+        <w:ind w:firstLine="0" w:left="360"/>
+      </w:pPr>
+      <w:r>
+        <w:rPr>
+          <w:rFonts w:ascii="游明朝" w:hAnsi="游明朝"/>
+          <w:sz w:val="16"/>
+        </w:rPr>
+        <w:t>27) 国土交通省水資源部: 地下水保全と地盤沈下の現状, https://www.mlit.go.jp/mizukokudo/mizsei/</w:t>
+      </w:r>
+    </w:p>
+    <w:p>
+      <w:pPr>
+        <w:ind w:firstLine="0" w:left="360"/>
+      </w:pPr>
+      <w:r>
+        <w:rPr>
+          <w:rFonts w:ascii="游明朝" w:hAnsi="游明朝"/>
+          <w:sz w:val="16"/>
+        </w:rPr>
+        <w:t>28) 国土交通省: 流域治水プロジェクト, https://www.mlit.go.jp/river/kasen/ryuiki_pro/</w:t>
       </w:r>
     </w:p>
     <w:sectPr>

--- a/flood-prediction-review/jsce_manuscript.docx
+++ b/flood-prediction-review/jsce_manuscript.docx
@@ -1972,7 +1972,7 @@
           <w:sz w:val="14"/>
           <w:vertAlign w:val="superscript"/>
         </w:rPr>
-        <w:t>23)</w:t>
+        <w:t>22)</w:t>
       </w:r>
       <w:r>
         <w:rPr>
@@ -2012,7 +2012,7 @@
           <w:sz w:val="14"/>
           <w:vertAlign w:val="superscript"/>
         </w:rPr>
-        <w:t>24)</w:t>
+        <w:t>23)</w:t>
       </w:r>
       <w:r>
         <w:rPr>
@@ -2027,7 +2027,7 @@
           <w:sz w:val="14"/>
           <w:vertAlign w:val="superscript"/>
         </w:rPr>
-        <w:t>25)</w:t>
+        <w:t>24)</w:t>
       </w:r>
       <w:r>
         <w:rPr>
@@ -2069,7 +2069,7 @@
           <w:sz w:val="14"/>
           <w:vertAlign w:val="superscript"/>
         </w:rPr>
-        <w:t>24)</w:t>
+        <w:t>23)</w:t>
       </w:r>
       <w:r>
         <w:rPr>
@@ -2579,7 +2579,7 @@
           <w:sz w:val="14"/>
           <w:vertAlign w:val="superscript"/>
         </w:rPr>
-        <w:t>26)</w:t>
+        <w:t>25)</w:t>
       </w:r>
       <w:r>
         <w:rPr>
@@ -2606,7 +2606,7 @@
           <w:sz w:val="14"/>
           <w:vertAlign w:val="superscript"/>
         </w:rPr>
-        <w:t>27)</w:t>
+        <w:t>26)</w:t>
       </w:r>
       <w:r>
         <w:rPr>
@@ -2621,7 +2621,7 @@
           <w:sz w:val="14"/>
           <w:vertAlign w:val="superscript"/>
         </w:rPr>
-        <w:t>27)</w:t>
+        <w:t>26)</w:t>
       </w:r>
       <w:r>
         <w:rPr>
@@ -2661,7 +2661,7 @@
           <w:sz w:val="14"/>
           <w:vertAlign w:val="superscript"/>
         </w:rPr>
-        <w:t>26)</w:t>
+        <w:t>25)</w:t>
       </w:r>
       <w:r>
         <w:rPr>
@@ -2688,7 +2688,7 @@
           <w:sz w:val="14"/>
           <w:vertAlign w:val="superscript"/>
         </w:rPr>
-        <w:t>23)</w:t>
+        <w:t>22)</w:t>
       </w:r>
       <w:r>
         <w:rPr>
@@ -2703,7 +2703,7 @@
           <w:sz w:val="14"/>
           <w:vertAlign w:val="superscript"/>
         </w:rPr>
-        <w:t>24)</w:t>
+        <w:t>23)</w:t>
       </w:r>
       <w:r>
         <w:rPr>
@@ -2940,7 +2940,7 @@
           <w:sz w:val="14"/>
           <w:vertAlign w:val="superscript"/>
         </w:rPr>
-        <w:t>27)</w:t>
+        <w:t>26)</w:t>
       </w:r>
       <w:r>
         <w:rPr>
@@ -2970,7 +2970,7 @@
           <w:sz w:val="14"/>
           <w:vertAlign w:val="superscript"/>
         </w:rPr>
-        <w:t>28)</w:t>
+        <w:t>27)</w:t>
       </w:r>
       <w:r>
         <w:rPr>
@@ -3364,7 +3364,7 @@
           <w:rFonts w:ascii="游明朝" w:hAnsi="游明朝"/>
           <w:sz w:val="16"/>
         </w:rPr>
-        <w:t>22) 国土交通省: 流域治水プロジェクト, https://www.mlit.go.jp/river/kasen/ryuiki_pro/</w:t>
+        <w:t>22) 国土交通省水管理・国土保全局: 荒川水系河川整備基本方針の変更の概要, 令和6年11月, pp.1-52.</w:t>
       </w:r>
     </w:p>
     <w:p>
@@ -3376,7 +3376,7 @@
           <w:rFonts w:ascii="游明朝" w:hAnsi="游明朝"/>
           <w:sz w:val="16"/>
         </w:rPr>
-        <w:t>23) 国土交通省水管理・国土保全局: 荒川水系河川整備基本方針の変更の概要, 令和6年11月, pp.1-52.</w:t>
+        <w:t>23) 国土交通省関東地方整備局荒川下流河川事務所: 治水対策〜首都圏を守る災害に強い荒川づくり〜, https://www.ktr.mlit.go.jp/arage/</w:t>
       </w:r>
     </w:p>
     <w:p>
@@ -3388,7 +3388,7 @@
           <w:rFonts w:ascii="游明朝" w:hAnsi="游明朝"/>
           <w:sz w:val="16"/>
         </w:rPr>
-        <w:t>24) 国土交通省関東地方整備局荒川下流河川事務所: 治水対策〜首都圏を守る災害に強い荒川づくり〜, https://www.ktr.mlit.go.jp/arage/</w:t>
+        <w:t>24) 国土交通省関東地方整備局荒川上流河川事務所: 彩湖のはたらき, https://www.ktr.mlit.go.jp/arajo/arajo00161.html</w:t>
       </w:r>
     </w:p>
     <w:p>
@@ -3400,7 +3400,7 @@
           <w:rFonts w:ascii="游明朝" w:hAnsi="游明朝"/>
           <w:sz w:val="16"/>
         </w:rPr>
-        <w:t>25) 国土交通省関東地方整備局荒川上流河川事務所: 彩湖のはたらき, https://www.ktr.mlit.go.jp/arajo/arajo00161.html</w:t>
+        <w:t>25) 小松原純子: 東京低地の沖積層, GSJ地質ニュース, Vol.10, No.7, pp.148-152, 2021.</w:t>
       </w:r>
     </w:p>
     <w:p>
@@ -3412,7 +3412,7 @@
           <w:rFonts w:ascii="游明朝" w:hAnsi="游明朝"/>
           <w:sz w:val="16"/>
         </w:rPr>
-        <w:t>26) 小松原純子: 東京低地の沖積層, GSJ地質ニュース, Vol.10, No.7, pp.148-152, 2021.</w:t>
+        <w:t>26) 国土交通省水資源部: 地下水保全と地盤沈下の現状, https://www.mlit.go.jp/mizukokudo/mizsei/</w:t>
       </w:r>
     </w:p>
     <w:p>
@@ -3424,19 +3424,7 @@
           <w:rFonts w:ascii="游明朝" w:hAnsi="游明朝"/>
           <w:sz w:val="16"/>
         </w:rPr>
-        <w:t>27) 国土交通省水資源部: 地下水保全と地盤沈下の現状, https://www.mlit.go.jp/mizukokudo/mizsei/</w:t>
-      </w:r>
-    </w:p>
-    <w:p>
-      <w:pPr>
-        <w:ind w:firstLine="0" w:left="360"/>
-      </w:pPr>
-      <w:r>
-        <w:rPr>
-          <w:rFonts w:ascii="游明朝" w:hAnsi="游明朝"/>
-          <w:sz w:val="16"/>
-        </w:rPr>
-        <w:t>28) 国土交通省: 流域治水プロジェクト, https://www.mlit.go.jp/river/kasen/ryuiki_pro/</w:t>
+        <w:t>27) 国土交通省: 流域治水プロジェクト, https://www.mlit.go.jp/river/kasen/ryuiki_pro/</w:t>
       </w:r>
     </w:p>
     <w:sectPr>
